--- a/site/docs/ai-intake/method.docx
+++ b/site/docs/ai-intake/method.docx
@@ -114,6 +114,36 @@
       </w:pPr>
       <w:r>
         <w:t xml:space="preserve">6.</w:t>
+      </w:r>
+      <w:r>
+        <w:tab/>
+      </w:r>
+      <w:r>
+        <w:t xml:space="preserve">Check how the tool is bought: purchases of AI tools go through </w:t>
+      </w:r>
+      <w:r>
+        <w:t xml:space="preserve">Acquisition gate checklist</w:t>
+      </w:r>
+      <w:r>
+        <w:t xml:space="preserve">, and spend outside procurement (a team card or a free trial in use) is flagged </w:t>
+      </w:r>
+      <w:r>
+        <w:rPr>
+          <w:b/>
+        </w:rPr>
+        <w:t xml:space="preserve">Unverified:</w:t>
+      </w:r>
+      <w:r>
+        <w:t xml:space="preserve"> until a person confirms it.</w:t>
+      </w:r>
+    </w:p>
+    <w:p>
+      <w:pPr>
+        <w:spacing w:after="60"/>
+        <w:ind w:left="720" w:hanging="360"/>
+      </w:pPr>
+      <w:r>
+        <w:t xml:space="preserve">7.</w:t>
       </w:r>
       <w:r>
         <w:tab/>
